--- a/Prototype1/HideAR_IP2A_Week9_Results_Form.docx
+++ b/Prototype1/HideAR_IP2A_Week9_Results_Form.docx
@@ -26,6 +26,10 @@
     <w:p>
       <w:pPr>
         <w:spacing w:after="40"/>
+        <w:rPr>
+          <w:rFonts w:hint="eastAsia"/>
+          <w:lang w:eastAsia="zh-CN"/>
+        </w:rPr>
       </w:pPr>
       <w:r>
         <w:rPr>
@@ -34,21 +38,23 @@
         <w:t xml:space="preserve">Test date: </w:t>
       </w:r>
       <w:r>
-        <w:t>________________________</w:t>
+        <w:t>_____</w:t>
       </w:r>
-    </w:p>
-    <w:p>
-      <w:pPr>
-        <w:spacing w:after="40"/>
-      </w:pPr>
       <w:r>
         <w:rPr>
-          <w:b/>
+          <w:rFonts w:hint="eastAsia"/>
+          <w:lang w:eastAsia="zh-CN"/>
         </w:rPr>
-        <w:t xml:space="preserve">Location: </w:t>
+        <w:t>9</w:t>
       </w:r>
       <w:r>
-        <w:t>________________________</w:t>
+        <w:rPr>
+          <w:lang w:val="en-AU" w:eastAsia="zh-CN"/>
+        </w:rPr>
+        <w:t>/25</w:t>
+      </w:r>
+      <w:r>
+        <w:t>___________________</w:t>
       </w:r>
     </w:p>
     <w:tbl>
@@ -1403,7 +1409,24 @@
           <w:p>
             <w:pPr>
               <w:spacing w:after="0" w:line="240" w:lineRule="auto"/>
+              <w:rPr>
+                <w:rFonts w:hint="eastAsia"/>
+                <w:lang w:val="en-AU"/>
+              </w:rPr>
             </w:pPr>
+            <w:r>
+              <w:rPr>
+                <w:rFonts w:hint="eastAsia"/>
+                <w:lang w:eastAsia="zh-CN"/>
+              </w:rPr>
+              <w:t>Good</w:t>
+            </w:r>
+            <w:r>
+              <w:rPr>
+                <w:lang w:val="en-AU" w:eastAsia="zh-CN"/>
+              </w:rPr>
+              <w:t>.</w:t>
+            </w:r>
           </w:p>
         </w:tc>
       </w:tr>
@@ -1705,6 +1728,9 @@
             <w:pPr>
               <w:spacing w:after="0" w:line="240" w:lineRule="auto"/>
             </w:pPr>
+            <w:r>
+              <w:t>More styles and colors can be added for the dinosaurs, and the UI can also be made more attractive.</w:t>
+            </w:r>
           </w:p>
         </w:tc>
       </w:tr>
@@ -2311,6 +2337,19 @@
             <w:pPr>
               <w:spacing w:after="0" w:line="240" w:lineRule="auto"/>
             </w:pPr>
+            <w:r>
+              <w:t xml:space="preserve">Perhaps after playing a few times, </w:t>
+            </w:r>
+            <w:r>
+              <w:rPr>
+                <w:rFonts w:hint="eastAsia"/>
+                <w:lang w:eastAsia="zh-CN"/>
+              </w:rPr>
+              <w:t>I</w:t>
+            </w:r>
+            <w:r>
+              <w:t xml:space="preserve"> would get tired of it. If possible, more gameplay options could be developed, such as finding several...</w:t>
+            </w:r>
           </w:p>
         </w:tc>
       </w:tr>
